--- a/output/docx/fr/BUFRCREX_TableB_fr_14.docx
+++ b/output/docx/fr/BUFRCREX_TableB_fr_14.docx
@@ -6629,7 +6629,7 @@
                 <w:b w:val="0"/>
                 <w:sz w:val="16"/>
               </w:rPr>
-              <w:t>Note 35: Le décalage dans le temps de longue durée 0 04 086 est établi par rapport à l’heure du lâcher 3 01 013 (en secondes).</w:t>
+              <w:t>Note B35: Pour la luminance énergétique dans le canal (0 14 043), on utilise les μm pour représenter le nombre d’onde.</w:t>
             </w:r>
           </w:p>
         </w:tc>
@@ -7134,7 +7134,7 @@
                 <w:b w:val="0"/>
                 <w:sz w:val="16"/>
               </w:rPr>
-              <w:t>Note 36: Pour la luminance énergétique dans le canal (0 14 045), on utilise les cm pour représenter le nombre d’onde.</w:t>
+              <w:t>Note B36: Pour la luminance énergétique dans le canal (0 14 045), on utilise les cm pour représenter le nombre d’onde.</w:t>
             </w:r>
           </w:p>
         </w:tc>
@@ -7387,7 +7387,7 @@
                 <w:b w:val="0"/>
                 <w:sz w:val="16"/>
               </w:rPr>
-              <w:t>Note 29: L’éclaircissage fait ici référence à une méthode pouvant être employée pour sélectionner un sous-ensemble de niveaux à partir d’un modèle qui peut comporter un grand nombre de niveaux verticaux en aval. En ne sélectionnant qu’un sous-ensemble, on réduit l’extension du pseudo-sondage, au risque toutefois d’entraîner une perte d’information et un supplément de traitement.</w:t>
+              <w:t>Note B29: La luminance énergétique mise à l’échelle (0 14 046) a été ajustée pour tenir compte des valeurs négatives qui peuvent être obtenues pour certains nombres d’ondes, soit sous l’effet du bruit soit par suite de l’apodisation. L’ajustement correspond à un ordre de grandeur plus important que l’excursion négative maximale escomptée en fonction du bruit de l’instrument, ce qui devrait laisser une marge suffisante, sans dégradation significative de la dynamique par ailleurs.</w:t>
             </w:r>
           </w:p>
         </w:tc>
@@ -8084,7 +8084,7 @@
                 <w:b w:val="0"/>
                 <w:sz w:val="16"/>
               </w:rPr>
-              <w:t>Note 69: Ne plus employer cette séquence compte tenu de l’usage incorrect du descripteur 0 04 075; il y a lieu d’utiliser en remplacement la séquence 3 06 019.</w:t>
+              <w:t>Note B69: L’émissivité est le rapport de la quantité d’énergie émise par un corps, à la quantité d’énergie émise par un corps noir rayonnant à la même température (voir la loi de Planck). Multiplier la valeur de l’émissivité par 100 permet d’exprimer un pourcentage et fournit en outre une précision supplémentaire de deux chiffres.</w:t>
             </w:r>
           </w:p>
         </w:tc>
@@ -9733,7 +9733,7 @@
                 <w:b w:val="0"/>
                 <w:sz w:val="16"/>
               </w:rPr>
-              <w:t>Note 83: Le rayonnement ultraviolet global (0 14 072) correspond à l’énergie reçue sous forme de lumière ultraviolette, intégrée sur une période déterminée dans une bande spectrale donnée. 0 14 072 est précédé d’un descripteur de période ainsi que de la longueur d’onde spectrographique (0 02 071) et de la largeur spectrographique (0 02 072). Par exemple, quand 0 14 072 est utilisé pour indiquer le rayonnement ultraviolet global, 0 02 071 et 0 02 072 précisent la bande spectrale de 280 à 315 nm.</w:t>
+              <w:t>Note B83: Le rayonnement ultraviolet global (0 14 072) correspond à l’énergie reçue sous forme de lumière ultraviolette, intégrée sur une période déterminée dans une bande spectrale donnée. 0 14 072 est précédé d’un descripteur de période ainsi que de la longueur d’onde spectrographique (0 02 071) et de la largeur spectrographique (0 02 072). Par exemple, quand 0 14 072 est utilisé pour indiquer le rayonnement ultraviolet global, 0 02 071 et 0 02 072 précisent la bande spectrale de 280 à 315 nm.</w:t>
             </w:r>
           </w:p>
         </w:tc>
@@ -9747,7 +9747,7 @@
           <w:i/>
           <w:sz w:val="14"/>
         </w:rPr>
-        <w:t>Note 63: Le rayonnement descendant est indiqué par des valeurs positives.</w:t>
+        <w:t>Note B63: Le rayonnement descendant est indiqué par des valeurs positives.</w:t>
       </w:r>
     </w:p>
     <w:p>
@@ -9757,7 +9757,7 @@
           <w:i/>
           <w:sz w:val="14"/>
         </w:rPr>
-        <w:t>Note 160: Le rayonnement ascendant est indiqué par des valeurs négatives.</w:t>
+        <w:t>Note B160: Le rayonnement ascendant est indiqué par des valeurs négatives.</w:t>
       </w:r>
     </w:p>
     <w:p>
@@ -9767,7 +9767,7 @@
           <w:i/>
           <w:sz w:val="14"/>
         </w:rPr>
-        <w:t>Note 178: Lorsque la colonne Nom de l’élément porte la mention «sur une période déterminée», on précise, à l’aide de descripteurs de la classe 04, la période considérée.</w:t>
+        <w:t>Note B178: Lorsque la colonne Nom de l’élément porte la mention «sur une période déterminée», on précise, à l’aide de descripteurs de la classe 04, la période considérée.</w:t>
       </w:r>
     </w:p>
     <w:sectPr>
